--- a/Research/Employee_mgmt/BLE_setup.docx
+++ b/Research/Employee_mgmt/BLE_setup.docx
@@ -2,6 +2,114 @@
 <file path=word/document.xml><?xml version="1.0" encoding="utf-8"?>
 <w:document xmlns:wpc="http://schemas.microsoft.com/office/word/2010/wordprocessingCanvas" xmlns:cx="http://schemas.microsoft.com/office/drawing/2014/chartex" xmlns:cx1="http://schemas.microsoft.com/office/drawing/2015/9/8/chartex" xmlns:cx2="http://schemas.microsoft.com/office/drawing/2015/10/21/chartex" xmlns:cx3="http://schemas.microsoft.com/office/drawing/2016/5/9/chartex" xmlns:cx4="http://schemas.microsoft.com/office/drawing/2016/5/10/chartex" xmlns:cx5="http://schemas.microsoft.com/office/drawing/2016/5/11/chartex" xmlns:cx6="http://schemas.microsoft.com/office/drawing/2016/5/12/chartex" xmlns:cx7="http://schemas.microsoft.com/office/drawing/2016/5/13/chartex" xmlns:cx8="http://schemas.microsoft.com/office/drawing/2016/5/14/chartex" xmlns:mc="http://schemas.openxmlformats.org/markup-compatibility/2006" xmlns:aink="http://schemas.microsoft.com/office/drawing/2016/ink" xmlns:am3d="http://schemas.microsoft.com/office/drawing/2017/model3d" xmlns:o="urn:schemas-microsoft-com:office:office" xmlns:r="http://schemas.openxmlformats.org/officeDocument/2006/relationships" xmlns:m="http://schemas.openxmlformats.org/officeDocument/2006/math" xmlns:v="urn:schemas-microsoft-com:vml" xmlns:wp14="http://schemas.microsoft.com/office/word/2010/wordprocessingDrawing" xmlns:wp="http://schemas.openxmlformats.org/drawingml/2006/wordprocessingDrawing" xmlns:w10="urn:schemas-microsoft-com:office:word" xmlns:w="http://schemas.openxmlformats.org/wordprocessingml/2006/main" xmlns:w14="http://schemas.microsoft.com/office/word/2010/wordml" xmlns:w15="http://schemas.microsoft.com/office/word/2012/wordml" xmlns:w16cex="http://schemas.microsoft.com/office/word/2018/wordml/cex" xmlns:w16cid="http://schemas.microsoft.com/office/word/2016/wordml/cid" xmlns:w16="http://schemas.microsoft.com/office/word/2018/wordml" xmlns:w16se="http://schemas.microsoft.com/office/word/2015/wordml/symex" xmlns:wpg="http://schemas.microsoft.com/office/word/2010/wordprocessingGroup" xmlns:wpi="http://schemas.microsoft.com/office/word/2010/wordprocessingInk" xmlns:wne="http://schemas.microsoft.com/office/word/2006/wordml" xmlns:wps="http://schemas.microsoft.com/office/word/2010/wordprocessingShape" mc:Ignorable="w14 w15 w16se w16cid w16 w16cex wp14">
   <w:body>
+    <w:p>
+      <w:pPr>
+        <w:shd w:val="clear" w:color="auto" w:fill="FFFFFF"/>
+        <w:spacing w:line="360" w:lineRule="atLeast"/>
+        <w:rPr>
+          <w:rFonts w:ascii="Google Sans" w:eastAsia="Times New Roman" w:hAnsi="Google Sans" w:cs="Times New Roman"/>
+          <w:color w:val="0A0A0A"/>
+          <w:lang w:eastAsia="en-GB"/>
+        </w:rPr>
+      </w:pPr>
+      <w:hyperlink r:id="rId5" w:history="1">
+        <w:r>
+          <w:rPr>
+            <w:rStyle w:val="Hyperlink"/>
+            <w:rFonts w:ascii="Google Sans" w:eastAsia="Times New Roman" w:hAnsi="Google Sans" w:cs="Times New Roman"/>
+            <w:lang w:eastAsia="en-GB"/>
+          </w:rPr>
+          <w:t>https://www.alibaba.com/product-detail/Esp32-S3-Development-Board-Wireless-Wifi_1601638679087.html?spm=a2700.galleryofferlist.normal_offer.d_image.498e13a05VV13O&amp;priceId=a53b8f695f5d44869186415e14820395</w:t>
+        </w:r>
+      </w:hyperlink>
+    </w:p>
+    <w:p>
+      <w:pPr>
+        <w:shd w:val="clear" w:color="auto" w:fill="FFFFFF"/>
+        <w:spacing w:line="360" w:lineRule="atLeast"/>
+        <w:rPr>
+          <w:rFonts w:ascii="Google Sans" w:eastAsia="Times New Roman" w:hAnsi="Google Sans" w:cs="Times New Roman"/>
+          <w:color w:val="0A0A0A"/>
+          <w:lang w:eastAsia="en-GB"/>
+        </w:rPr>
+      </w:pPr>
+    </w:p>
+    <w:p>
+      <w:pPr>
+        <w:shd w:val="clear" w:color="auto" w:fill="FFFFFF"/>
+        <w:spacing w:line="360" w:lineRule="atLeast"/>
+        <w:rPr>
+          <w:rFonts w:ascii="Google Sans" w:eastAsia="Times New Roman" w:hAnsi="Google Sans" w:cs="Times New Roman"/>
+          <w:color w:val="0A0A0A"/>
+          <w:lang w:eastAsia="en-GB"/>
+        </w:rPr>
+      </w:pPr>
+      <w:hyperlink r:id="rId6" w:history="1">
+        <w:r>
+          <w:rPr>
+            <w:rStyle w:val="Hyperlink"/>
+            <w:rFonts w:ascii="Google Sans" w:eastAsia="Times New Roman" w:hAnsi="Google Sans" w:cs="Times New Roman"/>
+            <w:lang w:eastAsia="en-GB"/>
+          </w:rPr>
+          <w:t>https://www.alibaba.com/product-detail/TLSR8258-TLSR8269-EFR32-JN5189-ZigBee-3_1601738189397.html?spm=a2700.galleryofferlist.normal_offer.d_image.496813a0J9jRvt&amp;priceId=dc4634929da8400f90bfa7fcee47c039</w:t>
+        </w:r>
+      </w:hyperlink>
+    </w:p>
+    <w:p>
+      <w:pPr>
+        <w:shd w:val="clear" w:color="auto" w:fill="FFFFFF"/>
+        <w:spacing w:line="360" w:lineRule="atLeast"/>
+        <w:rPr>
+          <w:rFonts w:ascii="Google Sans" w:eastAsia="Times New Roman" w:hAnsi="Google Sans" w:cs="Times New Roman"/>
+          <w:color w:val="0A0A0A"/>
+          <w:lang w:eastAsia="en-GB"/>
+        </w:rPr>
+      </w:pPr>
+    </w:p>
+    <w:p>
+      <w:pPr>
+        <w:shd w:val="clear" w:color="auto" w:fill="FFFFFF"/>
+        <w:spacing w:line="360" w:lineRule="atLeast"/>
+        <w:rPr>
+          <w:rFonts w:ascii="Google Sans" w:eastAsia="Times New Roman" w:hAnsi="Google Sans" w:cs="Times New Roman"/>
+          <w:color w:val="0A0A0A"/>
+          <w:lang w:eastAsia="en-GB"/>
+        </w:rPr>
+      </w:pPr>
+    </w:p>
+    <w:p>
+      <w:pPr>
+        <w:shd w:val="clear" w:color="auto" w:fill="FFFFFF"/>
+        <w:spacing w:line="360" w:lineRule="atLeast"/>
+        <w:rPr>
+          <w:rFonts w:ascii="Google Sans" w:eastAsia="Times New Roman" w:hAnsi="Google Sans" w:cs="Times New Roman"/>
+          <w:color w:val="0A0A0A"/>
+          <w:lang w:eastAsia="en-GB"/>
+        </w:rPr>
+      </w:pPr>
+    </w:p>
+    <w:p>
+      <w:pPr>
+        <w:shd w:val="clear" w:color="auto" w:fill="FFFFFF"/>
+        <w:spacing w:line="360" w:lineRule="atLeast"/>
+        <w:rPr>
+          <w:rFonts w:ascii="Google Sans" w:eastAsia="Times New Roman" w:hAnsi="Google Sans" w:cs="Times New Roman"/>
+          <w:color w:val="0A0A0A"/>
+          <w:lang w:eastAsia="en-GB"/>
+        </w:rPr>
+      </w:pPr>
+    </w:p>
+    <w:p>
+      <w:pPr>
+        <w:shd w:val="clear" w:color="auto" w:fill="FFFFFF"/>
+        <w:spacing w:line="360" w:lineRule="atLeast"/>
+        <w:rPr>
+          <w:rFonts w:ascii="Google Sans" w:eastAsia="Times New Roman" w:hAnsi="Google Sans" w:cs="Times New Roman"/>
+          <w:color w:val="0A0A0A"/>
+          <w:lang w:eastAsia="en-GB"/>
+        </w:rPr>
+      </w:pPr>
+    </w:p>
     <w:p>
       <w:pPr>
         <w:shd w:val="clear" w:color="auto" w:fill="FFFFFF"/>
@@ -224,7 +332,7 @@
               </w:rPr>
               <w:t>ESP32 Series (e.g., </w:t>
             </w:r>
-            <w:hyperlink r:id="rId5" w:tgtFrame="_blank" w:history="1">
+            <w:hyperlink r:id="rId7" w:tgtFrame="_blank" w:history="1">
               <w:r>
                 <w:rPr>
                   <w:rFonts w:ascii="Google Sans" w:eastAsia="Times New Roman" w:hAnsi="Google Sans" w:cs="Times New Roman"/>
@@ -287,7 +395,7 @@
               </w:rPr>
               <w:t>EFR32 Series (e.g., </w:t>
             </w:r>
-            <w:hyperlink r:id="rId6" w:tgtFrame="_blank" w:history="1">
+            <w:hyperlink r:id="rId8" w:tgtFrame="_blank" w:history="1">
               <w:r>
                 <w:rPr>
                   <w:rFonts w:ascii="Google Sans" w:eastAsia="Times New Roman" w:hAnsi="Google Sans" w:cs="Times New Roman"/>
@@ -734,7 +842,7 @@
               </w:rPr>
               <w:t>Massive community, </w:t>
             </w:r>
-            <w:hyperlink r:id="rId7" w:tgtFrame="_blank" w:history="1">
+            <w:hyperlink r:id="rId9" w:tgtFrame="_blank" w:history="1">
               <w:r>
                 <w:rPr>
                   <w:rFonts w:ascii="Google Sans" w:eastAsia="Times New Roman" w:hAnsi="Google Sans" w:cs="Times New Roman"/>
@@ -997,6 +1105,7 @@
           <w:color w:val="0A0A0A"/>
           <w:lang w:eastAsia="en-GB"/>
         </w:rPr>
+        <w:lastRenderedPageBreak/>
         <w:t>The </w:t>
       </w:r>
       <w:r>
@@ -1152,7 +1261,7 @@
         </w:rPr>
         <w:t> has a much lower barrier to entry. Thousands of </w:t>
       </w:r>
-      <w:hyperlink r:id="rId8" w:tgtFrame="_blank" w:history="1">
+      <w:hyperlink r:id="rId10" w:tgtFrame="_blank" w:history="1">
         <w:r>
           <w:rPr>
             <w:rFonts w:ascii="Google Sans" w:eastAsia="Times New Roman" w:hAnsi="Google Sans" w:cs="Times New Roman"/>
@@ -1194,7 +1303,6 @@
           <w:color w:val="0A0A0A"/>
           <w:lang w:eastAsia="en-GB"/>
         </w:rPr>
-        <w:lastRenderedPageBreak/>
         <w:t>EFR32</w:t>
       </w:r>
       <w:r>
@@ -1271,7 +1379,7 @@
         </w:rPr>
         <w:t> simultaneously, the </w:t>
       </w:r>
-      <w:hyperlink r:id="rId9" w:tgtFrame="_blank" w:history="1">
+      <w:hyperlink r:id="rId11" w:tgtFrame="_blank" w:history="1">
         <w:r>
           <w:rPr>
             <w:rFonts w:ascii="Google Sans" w:eastAsia="Times New Roman" w:hAnsi="Google Sans" w:cs="Times New Roman"/>
@@ -1290,7 +1398,7 @@
         </w:rPr>
         <w:t> or </w:t>
       </w:r>
-      <w:hyperlink r:id="rId10" w:tgtFrame="_blank" w:history="1">
+      <w:hyperlink r:id="rId12" w:tgtFrame="_blank" w:history="1">
         <w:r>
           <w:rPr>
             <w:rFonts w:ascii="Google Sans" w:eastAsia="Times New Roman" w:hAnsi="Google Sans" w:cs="Times New Roman"/>
@@ -1367,7 +1475,7 @@
         </w:rPr>
         <w:t> series (and newer </w:t>
       </w:r>
-      <w:hyperlink r:id="rId11" w:tgtFrame="_blank" w:history="1">
+      <w:hyperlink r:id="rId13" w:tgtFrame="_blank" w:history="1">
         <w:r>
           <w:rPr>
             <w:rFonts w:ascii="Google Sans" w:eastAsia="Times New Roman" w:hAnsi="Google Sans" w:cs="Times New Roman"/>
@@ -1566,7 +1674,7 @@
         </w:rPr>
         <w:t> device (like a Silicon Labs BGM series) or a pre-made </w:t>
       </w:r>
-      <w:hyperlink r:id="rId12" w:tgtFrame="_blank" w:history="1">
+      <w:hyperlink r:id="rId14" w:tgtFrame="_blank" w:history="1">
         <w:r>
           <w:rPr>
             <w:rFonts w:ascii="Google Sans" w:eastAsia="Times New Roman" w:hAnsi="Google Sans" w:cs="Times New Roman"/>
@@ -1720,7 +1828,7 @@
         </w:rPr>
         <w:t> They have built-in Wi-Fi to send location data to your local machine via </w:t>
       </w:r>
-      <w:hyperlink r:id="rId13" w:tgtFrame="_blank" w:history="1">
+      <w:hyperlink r:id="rId15" w:tgtFrame="_blank" w:history="1">
         <w:r>
           <w:rPr>
             <w:rFonts w:ascii="Google Sans" w:eastAsia="Times New Roman" w:hAnsi="Google Sans" w:cs="Times New Roman"/>
@@ -1739,7 +1847,7 @@
         </w:rPr>
         <w:t> or </w:t>
       </w:r>
-      <w:hyperlink r:id="rId14" w:tgtFrame="_blank" w:history="1">
+      <w:hyperlink r:id="rId16" w:tgtFrame="_blank" w:history="1">
         <w:r>
           <w:rPr>
             <w:rFonts w:ascii="Google Sans" w:eastAsia="Times New Roman" w:hAnsi="Google Sans" w:cs="Times New Roman"/>
@@ -1779,6 +1887,7 @@
           <w:szCs w:val="21"/>
           <w:lang w:eastAsia="en-GB"/>
         </w:rPr>
+        <w:lastRenderedPageBreak/>
         <w:pict w14:anchorId="4AA4FECF">
           <v:rect id="_x0000_i1025" alt="" style="width:451.3pt;height:.05pt;mso-width-percent:0;mso-height-percent:0;mso-width-percent:0;mso-height-percent:0" o:hralign="center" o:hrstd="t" o:hr="t" fillcolor="#a0a0a0" stroked="f"/>
         </w:pict>
@@ -2310,7 +2419,7 @@
               </w:rPr>
               <w:t>Precise location; requires specialized </w:t>
             </w:r>
-            <w:hyperlink r:id="rId15" w:tgtFrame="_blank" w:history="1">
+            <w:hyperlink r:id="rId17" w:tgtFrame="_blank" w:history="1">
               <w:r>
                 <w:rPr>
                   <w:rFonts w:ascii="Google Sans" w:eastAsia="Times New Roman" w:hAnsi="Google Sans" w:cs="Times New Roman"/>
@@ -2534,7 +2643,6 @@
           <w:color w:val="0A0A0A"/>
           <w:lang w:eastAsia="en-GB"/>
         </w:rPr>
-        <w:lastRenderedPageBreak/>
         <w:t>Data Backhaul:</w:t>
       </w:r>
       <w:r>
@@ -2545,7 +2653,7 @@
         </w:rPr>
         <w:t> Once an ESP32 anchor picks up a worker's signal, it needs to get that data to your dashboard. Using an </w:t>
       </w:r>
-      <w:hyperlink r:id="rId16" w:tgtFrame="_blank" w:history="1">
+      <w:hyperlink r:id="rId18" w:tgtFrame="_blank" w:history="1">
         <w:r>
           <w:rPr>
             <w:rFonts w:ascii="Google Sans" w:eastAsia="Times New Roman" w:hAnsi="Google Sans" w:cs="Times New Roman"/>
@@ -2702,7 +2810,7 @@
         </w:rPr>
         <w:t>. Consider </w:t>
       </w:r>
-      <w:hyperlink r:id="rId17" w:tgtFrame="_blank" w:history="1">
+      <w:hyperlink r:id="rId19" w:tgtFrame="_blank" w:history="1">
         <w:r>
           <w:rPr>
             <w:rFonts w:ascii="Google Sans" w:eastAsia="Times New Roman" w:hAnsi="Google Sans" w:cs="Times New Roman"/>
@@ -2894,7 +3002,7 @@
         </w:rPr>
         <w:t> Use a </w:t>
       </w:r>
-      <w:hyperlink r:id="rId18" w:tgtFrame="_blank" w:history="1">
+      <w:hyperlink r:id="rId20" w:tgtFrame="_blank" w:history="1">
         <w:r>
           <w:rPr>
             <w:rFonts w:ascii="Google Sans" w:eastAsia="Times New Roman" w:hAnsi="Google Sans" w:cs="Times New Roman"/>
@@ -3072,6 +3180,7 @@
           <w:color w:val="0A0A0A"/>
           <w:lang w:eastAsia="en-GB"/>
         </w:rPr>
+        <w:lastRenderedPageBreak/>
         <w:t>While BLE can theoretically reach up to </w:t>
       </w:r>
       <w:r>
@@ -3198,7 +3307,6 @@
           <w:color w:val="0A0A0A"/>
           <w:lang w:eastAsia="en-GB"/>
         </w:rPr>
-        <w:lastRenderedPageBreak/>
         <w:t>Maximum Discovery Range (30–50 meters):</w:t>
       </w:r>
       <w:r>
@@ -3715,6 +3823,7 @@
           <w:color w:val="0A0A0A"/>
           <w:lang w:eastAsia="en-GB"/>
         </w:rPr>
+        <w:lastRenderedPageBreak/>
         <w:t>The Gateway (Site):</w:t>
       </w:r>
       <w:r>
@@ -3968,18 +4077,7 @@
           <w:color w:val="0A0A0A"/>
           <w:lang w:eastAsia="en-GB"/>
         </w:rPr>
-        <w:t xml:space="preserve">Moving </w:t>
-      </w:r>
-      <w:r>
-        <w:rPr>
-          <w:rFonts w:ascii="Google Sans" w:eastAsia="Times New Roman" w:hAnsi="Google Sans" w:cs="Times New Roman"/>
-          <w:b/>
-          <w:bCs/>
-          <w:color w:val="0A0A0A"/>
-          <w:lang w:eastAsia="en-GB"/>
-        </w:rPr>
-        <w:lastRenderedPageBreak/>
-        <w:t>Average</w:t>
+        <w:t>Moving Average</w:t>
       </w:r>
       <w:r>
         <w:rPr>
@@ -7353,7 +7451,6 @@
     <w:name w:val="Hyperlink"/>
     <w:basedOn w:val="DefaultParagraphFont"/>
     <w:uiPriority w:val="99"/>
-    <w:semiHidden/>
     <w:unhideWhenUsed/>
     <w:rsid w:val="00B27B87"/>
     <w:rPr>
@@ -7441,6 +7538,18 @@
       <w:rFonts w:ascii="Courier New" w:eastAsia="Times New Roman" w:hAnsi="Courier New" w:cs="Courier New"/>
       <w:sz w:val="20"/>
       <w:szCs w:val="20"/>
+    </w:rPr>
+  </w:style>
+  <w:style w:type="character" w:styleId="UnresolvedMention">
+    <w:name w:val="Unresolved Mention"/>
+    <w:basedOn w:val="DefaultParagraphFont"/>
+    <w:uiPriority w:val="99"/>
+    <w:semiHidden/>
+    <w:unhideWhenUsed/>
+    <w:rsid w:val="00F374E0"/>
+    <w:rPr>
+      <w:color w:val="605E5C"/>
+      <w:shd w:val="clear" w:color="auto" w:fill="E1DFDD"/>
     </w:rPr>
   </w:style>
 </w:styles>
